--- a/lessons/9-1/downloads/reveal/teacher/9.1-prerequisite-practice-answer-key.docx
+++ b/lessons/9-1/downloads/reveal/teacher/9.1-prerequisite-practice-answer-key.docx
@@ -13,7 +13,7 @@
           <w:caps/>
           <w:color w:val="003A70"/>
           <w:spacing w:val="12"/>
-          <w:sz w:val="19"/>
+          <w:sz w:val="22"/>
           <w:szCs w:val="19"/>
         </w:rPr>
         <w:t xml:space="preserve">Lesson 9-1  ·  Prerequisite Practice  ·  Answer Key</w:t>
@@ -21,6 +21,7 @@
     </w:p>
     <w:p>
       <w:pPr>
+        <w:pStyle w:val="Heading1"/>
         <w:spacing w:before="0" w:after="10" w:line="240" w:lineRule="auto"/>
       </w:pPr>
       <w:r>
@@ -45,7 +46,7 @@
         <w:rPr>
           <w:rFonts w:ascii="Avenir Next" w:hAnsi="Avenir Next" w:cs="Avenir Next" w:eastAsia="Avenir Next"/>
           <w:color w:val="5A5F66"/>
-          <w:sz w:val="17"/>
+          <w:sz w:val="22"/>
           <w:szCs w:val="17"/>
         </w:rPr>
         <w:t xml:space="preserve">Teacher use. Each sheet practices two earlier skills the session depends on. Step-frame answers are shown in order.</w:t>
@@ -85,6 +86,7 @@
           </w:tcPr>
           <w:p>
             <w:pPr>
+              <w:pStyle w:val="Heading2"/>
               <w:keepNext/>
               <w:pBdr>
                 <w:bottom w:val="single" w:sz="8" w:space="3" w:color="003A70"/>
@@ -100,7 +102,7 @@
                 <w:b/>
                 <w:color w:val="003A70"/>
                 <w:spacing w:val="14"/>
-                <w:sz w:val="19"/>
+                <w:sz w:val="22"/>
                 <w:szCs w:val="19"/>
               </w:rPr>
               <w:t xml:space="preserve">SESSION 1  ·  PRACTICE A</w:t>
@@ -119,7 +121,7 @@
                 <w:rFonts w:ascii="Avenir Next" w:hAnsi="Avenir Next" w:cs="Avenir Next" w:eastAsia="Avenir Next"/>
                 <w:i/>
                 <w:color w:val="5A5F66"/>
-                <w:sz w:val="17"/>
+                <w:sz w:val="22"/>
                 <w:szCs w:val="17"/>
               </w:rPr>
               <w:t xml:space="preserve">Read Points on a Graph · Describe How Two Quantities Change</w:t>
@@ -138,7 +140,7 @@
                 <w:rFonts w:ascii="Avenir Next" w:hAnsi="Avenir Next" w:cs="Avenir Next" w:eastAsia="Avenir Next"/>
                 <w:b/>
                 <w:color w:val="1A1A1A"/>
-                <w:sz w:val="17"/>
+                <w:sz w:val="22"/>
                 <w:szCs w:val="17"/>
               </w:rPr>
               <w:t xml:space="preserve">1.</w:t>
@@ -156,7 +158,7 @@
               <w:rPr>
                 <w:rFonts w:ascii="Avenir Next" w:hAnsi="Avenir Next" w:cs="Avenir Next" w:eastAsia="Avenir Next"/>
                 <w:color w:val="1A1A1A"/>
-                <w:sz w:val="17"/>
+                <w:sz w:val="22"/>
                 <w:szCs w:val="17"/>
               </w:rPr>
               <w:t xml:space="preserve">Step 1: (0, 0)   Step 2: 3   Step 3: 5</w:t>
@@ -175,7 +177,7 @@
                 <w:rFonts w:ascii="Avenir Next" w:hAnsi="Avenir Next" w:cs="Avenir Next" w:eastAsia="Avenir Next"/>
                 <w:b/>
                 <w:color w:val="1A1A1A"/>
-                <w:sz w:val="17"/>
+                <w:sz w:val="22"/>
                 <w:szCs w:val="17"/>
               </w:rPr>
               <w:t xml:space="preserve">2.</w:t>
@@ -193,7 +195,7 @@
               <w:rPr>
                 <w:rFonts w:ascii="Avenir Next" w:hAnsi="Avenir Next" w:cs="Avenir Next" w:eastAsia="Avenir Next"/>
                 <w:color w:val="1A1A1A"/>
-                <w:sz w:val="17"/>
+                <w:sz w:val="22"/>
                 <w:szCs w:val="17"/>
               </w:rPr>
               <w:t xml:space="preserve">Step 1: (0, 0)   Step 2: 0   Step 3: </w:t>
@@ -203,7 +205,7 @@
                 <w:rFonts w:ascii="Avenir Next" w:hAnsi="Avenir Next" w:cs="Avenir Next" w:eastAsia="Avenir Next"/>
                 <w:i/>
                 <w:color w:val="1A1A1A"/>
-                <w:sz w:val="17"/>
+                <w:sz w:val="22"/>
                 <w:szCs w:val="17"/>
               </w:rPr>
               <w:t xml:space="preserve">y</w:t>
@@ -222,7 +224,7 @@
                 <w:rFonts w:ascii="Avenir Next" w:hAnsi="Avenir Next" w:cs="Avenir Next" w:eastAsia="Avenir Next"/>
                 <w:b/>
                 <w:color w:val="1A1A1A"/>
-                <w:sz w:val="17"/>
+                <w:sz w:val="22"/>
                 <w:szCs w:val="17"/>
               </w:rPr>
               <w:t xml:space="preserve">3.</w:t>
@@ -240,7 +242,7 @@
               <w:rPr>
                 <w:rFonts w:ascii="Avenir Next" w:hAnsi="Avenir Next" w:cs="Avenir Next" w:eastAsia="Avenir Next"/>
                 <w:color w:val="1A1A1A"/>
-                <w:sz w:val="17"/>
+                <w:sz w:val="22"/>
                 <w:szCs w:val="17"/>
               </w:rPr>
               <w:t xml:space="preserve">a. </w:t>
@@ -250,7 +252,7 @@
                 <w:rFonts w:ascii="Avenir Next" w:hAnsi="Avenir Next" w:cs="Avenir Next" w:eastAsia="Avenir Next"/>
                 <w:i/>
                 <w:color w:val="1A1A1A"/>
-                <w:sz w:val="17"/>
+                <w:sz w:val="22"/>
                 <w:szCs w:val="17"/>
               </w:rPr>
               <w:t xml:space="preserve">x</w:t>
@@ -259,7 +261,7 @@
               <w:rPr>
                 <w:rFonts w:ascii="Avenir Next" w:hAnsi="Avenir Next" w:cs="Avenir Next" w:eastAsia="Avenir Next"/>
                 <w:color w:val="1A1A1A"/>
-                <w:sz w:val="17"/>
+                <w:sz w:val="22"/>
                 <w:szCs w:val="17"/>
               </w:rPr>
               <w:t xml:space="preserve">-axis  b. </w:t>
@@ -269,7 +271,7 @@
                 <w:rFonts w:ascii="Avenir Next" w:hAnsi="Avenir Next" w:cs="Avenir Next" w:eastAsia="Avenir Next"/>
                 <w:i/>
                 <w:color w:val="1A1A1A"/>
-                <w:sz w:val="17"/>
+                <w:sz w:val="22"/>
                 <w:szCs w:val="17"/>
               </w:rPr>
               <w:t xml:space="preserve">y</w:t>
@@ -278,7 +280,7 @@
               <w:rPr>
                 <w:rFonts w:ascii="Avenir Next" w:hAnsi="Avenir Next" w:cs="Avenir Next" w:eastAsia="Avenir Next"/>
                 <w:color w:val="1A1A1A"/>
-                <w:sz w:val="17"/>
+                <w:sz w:val="22"/>
                 <w:szCs w:val="17"/>
               </w:rPr>
               <w:t xml:space="preserve">-axis  c. </w:t>
@@ -288,7 +290,7 @@
                 <w:rFonts w:ascii="Avenir Next" w:hAnsi="Avenir Next" w:cs="Avenir Next" w:eastAsia="Avenir Next"/>
                 <w:i/>
                 <w:color w:val="1A1A1A"/>
-                <w:sz w:val="17"/>
+                <w:sz w:val="22"/>
                 <w:szCs w:val="17"/>
               </w:rPr>
               <w:t xml:space="preserve">x</w:t>
@@ -297,7 +299,7 @@
               <w:rPr>
                 <w:rFonts w:ascii="Avenir Next" w:hAnsi="Avenir Next" w:cs="Avenir Next" w:eastAsia="Avenir Next"/>
                 <w:color w:val="1A1A1A"/>
-                <w:sz w:val="17"/>
+                <w:sz w:val="22"/>
                 <w:szCs w:val="17"/>
               </w:rPr>
               <w:t xml:space="preserve">-axis  d. </w:t>
@@ -307,7 +309,7 @@
                 <w:rFonts w:ascii="Avenir Next" w:hAnsi="Avenir Next" w:cs="Avenir Next" w:eastAsia="Avenir Next"/>
                 <w:i/>
                 <w:color w:val="1A1A1A"/>
-                <w:sz w:val="17"/>
+                <w:sz w:val="22"/>
                 <w:szCs w:val="17"/>
               </w:rPr>
               <w:t xml:space="preserve">y</w:t>
@@ -316,7 +318,7 @@
               <w:rPr>
                 <w:rFonts w:ascii="Avenir Next" w:hAnsi="Avenir Next" w:cs="Avenir Next" w:eastAsia="Avenir Next"/>
                 <w:color w:val="1A1A1A"/>
-                <w:sz w:val="17"/>
+                <w:sz w:val="22"/>
                 <w:szCs w:val="17"/>
               </w:rPr>
               <w:t xml:space="preserve">-axis  e. </w:t>
@@ -326,7 +328,7 @@
                 <w:rFonts w:ascii="Avenir Next" w:hAnsi="Avenir Next" w:cs="Avenir Next" w:eastAsia="Avenir Next"/>
                 <w:i/>
                 <w:color w:val="1A1A1A"/>
-                <w:sz w:val="17"/>
+                <w:sz w:val="22"/>
                 <w:szCs w:val="17"/>
               </w:rPr>
               <w:t xml:space="preserve">x</w:t>
@@ -335,7 +337,7 @@
               <w:rPr>
                 <w:rFonts w:ascii="Avenir Next" w:hAnsi="Avenir Next" w:cs="Avenir Next" w:eastAsia="Avenir Next"/>
                 <w:color w:val="1A1A1A"/>
-                <w:sz w:val="17"/>
+                <w:sz w:val="22"/>
                 <w:szCs w:val="17"/>
               </w:rPr>
               <w:t xml:space="preserve">-axis  f. </w:t>
@@ -345,7 +347,7 @@
                 <w:rFonts w:ascii="Avenir Next" w:hAnsi="Avenir Next" w:cs="Avenir Next" w:eastAsia="Avenir Next"/>
                 <w:i/>
                 <w:color w:val="1A1A1A"/>
-                <w:sz w:val="17"/>
+                <w:sz w:val="22"/>
                 <w:szCs w:val="17"/>
               </w:rPr>
               <w:t xml:space="preserve">y</w:t>
@@ -354,7 +356,7 @@
               <w:rPr>
                 <w:rFonts w:ascii="Avenir Next" w:hAnsi="Avenir Next" w:cs="Avenir Next" w:eastAsia="Avenir Next"/>
                 <w:color w:val="1A1A1A"/>
-                <w:sz w:val="17"/>
+                <w:sz w:val="22"/>
                 <w:szCs w:val="17"/>
               </w:rPr>
               <w:t xml:space="preserve">-axis</w:t>
@@ -373,7 +375,7 @@
                 <w:rFonts w:ascii="Avenir Next" w:hAnsi="Avenir Next" w:cs="Avenir Next" w:eastAsia="Avenir Next"/>
                 <w:b/>
                 <w:color w:val="1A1A1A"/>
-                <w:sz w:val="17"/>
+                <w:sz w:val="22"/>
                 <w:szCs w:val="17"/>
               </w:rPr>
               <w:t xml:space="preserve">4.</w:t>
@@ -391,7 +393,7 @@
               <w:rPr>
                 <w:rFonts w:ascii="Avenir Next" w:hAnsi="Avenir Next" w:cs="Avenir Next" w:eastAsia="Avenir Next"/>
                 <w:color w:val="1A1A1A"/>
-                <w:sz w:val="17"/>
+                <w:sz w:val="22"/>
                 <w:szCs w:val="17"/>
               </w:rPr>
               <w:t xml:space="preserve">Step 1: miles driven   Step 2: gas left   Step 3: down</w:t>
@@ -410,7 +412,7 @@
                 <w:rFonts w:ascii="Avenir Next" w:hAnsi="Avenir Next" w:cs="Avenir Next" w:eastAsia="Avenir Next"/>
                 <w:b/>
                 <w:color w:val="1A1A1A"/>
-                <w:sz w:val="17"/>
+                <w:sz w:val="22"/>
                 <w:szCs w:val="17"/>
               </w:rPr>
               <w:t xml:space="preserve">5.</w:t>
@@ -428,7 +430,7 @@
               <w:rPr>
                 <w:rFonts w:ascii="Avenir Next" w:hAnsi="Avenir Next" w:cs="Avenir Next" w:eastAsia="Avenir Next"/>
                 <w:color w:val="1A1A1A"/>
-                <w:sz w:val="17"/>
+                <w:sz w:val="22"/>
                 <w:szCs w:val="17"/>
               </w:rPr>
               <w:t xml:space="preserve">Step 1: days   Step 2: height   Step 3: up</w:t>
@@ -447,7 +449,7 @@
                 <w:rFonts w:ascii="Avenir Next" w:hAnsi="Avenir Next" w:cs="Avenir Next" w:eastAsia="Avenir Next"/>
                 <w:b/>
                 <w:color w:val="1A1A1A"/>
-                <w:sz w:val="17"/>
+                <w:sz w:val="22"/>
                 <w:szCs w:val="17"/>
               </w:rPr>
               <w:t xml:space="preserve">6.</w:t>
@@ -465,7 +467,7 @@
               <w:rPr>
                 <w:rFonts w:ascii="Avenir Next" w:hAnsi="Avenir Next" w:cs="Avenir Next" w:eastAsia="Avenir Next"/>
                 <w:color w:val="1A1A1A"/>
-                <w:sz w:val="17"/>
+                <w:sz w:val="22"/>
                 <w:szCs w:val="17"/>
               </w:rPr>
               <w:t xml:space="preserve">a. down  b. up  c. same  d. down</w:t>
@@ -484,7 +486,7 @@
                 <w:rFonts w:ascii="Avenir Next" w:hAnsi="Avenir Next" w:cs="Avenir Next" w:eastAsia="Avenir Next"/>
                 <w:b/>
                 <w:color w:val="1A1A1A"/>
-                <w:sz w:val="17"/>
+                <w:sz w:val="22"/>
                 <w:szCs w:val="17"/>
               </w:rPr>
               <w:t xml:space="preserve">7.</w:t>
@@ -503,7 +505,7 @@
                 <w:rFonts w:ascii="Avenir Next" w:hAnsi="Avenir Next" w:cs="Avenir Next" w:eastAsia="Avenir Next"/>
                 <w:b/>
                 <w:color w:val="1A1A1A"/>
-                <w:sz w:val="17"/>
+                <w:sz w:val="22"/>
                 <w:szCs w:val="17"/>
               </w:rPr>
               <w:t xml:space="preserve">B</w:t>
@@ -512,7 +514,7 @@
               <w:rPr>
                 <w:rFonts w:ascii="Avenir Next" w:hAnsi="Avenir Next" w:cs="Avenir Next" w:eastAsia="Avenir Next"/>
                 <w:color w:val="1A1A1A"/>
-                <w:sz w:val="17"/>
+                <w:sz w:val="22"/>
                 <w:szCs w:val="17"/>
               </w:rPr>
               <w:t xml:space="preserve">  (It goes up.)</w:t>
@@ -526,6 +528,7 @@
           </w:tcPr>
           <w:p>
             <w:pPr>
+              <w:pStyle w:val="Heading2"/>
               <w:keepNext/>
               <w:pBdr>
                 <w:bottom w:val="single" w:sz="8" w:space="3" w:color="003A70"/>
@@ -541,7 +544,7 @@
                 <w:b/>
                 <w:color w:val="003A70"/>
                 <w:spacing w:val="14"/>
-                <w:sz w:val="19"/>
+                <w:sz w:val="22"/>
                 <w:szCs w:val="19"/>
               </w:rPr>
               <w:t xml:space="preserve">SESSION 1  ·  PRACTICE B</w:t>
@@ -560,7 +563,7 @@
                 <w:rFonts w:ascii="Avenir Next" w:hAnsi="Avenir Next" w:cs="Avenir Next" w:eastAsia="Avenir Next"/>
                 <w:i/>
                 <w:color w:val="5A5F66"/>
-                <w:sz w:val="17"/>
+                <w:sz w:val="22"/>
                 <w:szCs w:val="17"/>
               </w:rPr>
               <w:t xml:space="preserve">Find Totals from a Unit Rate · Name Quantities in a Relationship</w:t>
@@ -579,7 +582,7 @@
                 <w:rFonts w:ascii="Avenir Next" w:hAnsi="Avenir Next" w:cs="Avenir Next" w:eastAsia="Avenir Next"/>
                 <w:b/>
                 <w:color w:val="1A1A1A"/>
-                <w:sz w:val="17"/>
+                <w:sz w:val="22"/>
                 <w:szCs w:val="17"/>
               </w:rPr>
               <w:t xml:space="preserve">1.</w:t>
@@ -597,7 +600,7 @@
               <w:rPr>
                 <w:rFonts w:ascii="Avenir Next" w:hAnsi="Avenir Next" w:cs="Avenir Next" w:eastAsia="Avenir Next"/>
                 <w:color w:val="1A1A1A"/>
-                <w:sz w:val="17"/>
+                <w:sz w:val="22"/>
                 <w:szCs w:val="17"/>
               </w:rPr>
               <w:t xml:space="preserve">Step 1: $6   Step 2: 5   Step 3: $30</w:t>
@@ -616,7 +619,7 @@
                 <w:rFonts w:ascii="Avenir Next" w:hAnsi="Avenir Next" w:cs="Avenir Next" w:eastAsia="Avenir Next"/>
                 <w:b/>
                 <w:color w:val="1A1A1A"/>
-                <w:sz w:val="17"/>
+                <w:sz w:val="22"/>
                 <w:szCs w:val="17"/>
               </w:rPr>
               <w:t xml:space="preserve">2.</w:t>
@@ -634,7 +637,7 @@
               <w:rPr>
                 <w:rFonts w:ascii="Avenir Next" w:hAnsi="Avenir Next" w:cs="Avenir Next" w:eastAsia="Avenir Next"/>
                 <w:color w:val="1A1A1A"/>
-                <w:sz w:val="17"/>
+                <w:sz w:val="22"/>
                 <w:szCs w:val="17"/>
               </w:rPr>
               <w:t xml:space="preserve">Step 1: 12   Step 2: 4   Step 3: 48</w:t>
@@ -653,7 +656,7 @@
                 <w:rFonts w:ascii="Avenir Next" w:hAnsi="Avenir Next" w:cs="Avenir Next" w:eastAsia="Avenir Next"/>
                 <w:b/>
                 <w:color w:val="1A1A1A"/>
-                <w:sz w:val="17"/>
+                <w:sz w:val="22"/>
                 <w:szCs w:val="17"/>
               </w:rPr>
               <w:t xml:space="preserve">3.</w:t>
@@ -671,7 +674,7 @@
               <w:rPr>
                 <w:rFonts w:ascii="Avenir Next" w:hAnsi="Avenir Next" w:cs="Avenir Next" w:eastAsia="Avenir Next"/>
                 <w:color w:val="1A1A1A"/>
-                <w:sz w:val="17"/>
+                <w:sz w:val="22"/>
                 <w:szCs w:val="17"/>
               </w:rPr>
               <w:t xml:space="preserve">a. $72  b. $6  c. 45 pages  d. $100  e. 42 eggs  f. $2</w:t>
@@ -690,7 +693,7 @@
                 <w:rFonts w:ascii="Avenir Next" w:hAnsi="Avenir Next" w:cs="Avenir Next" w:eastAsia="Avenir Next"/>
                 <w:b/>
                 <w:color w:val="1A1A1A"/>
-                <w:sz w:val="17"/>
+                <w:sz w:val="22"/>
                 <w:szCs w:val="17"/>
               </w:rPr>
               <w:t xml:space="preserve">4.</w:t>
@@ -708,7 +711,7 @@
               <w:rPr>
                 <w:rFonts w:ascii="Avenir Next" w:hAnsi="Avenir Next" w:cs="Avenir Next" w:eastAsia="Avenir Next"/>
                 <w:color w:val="1A1A1A"/>
-                <w:sz w:val="17"/>
+                <w:sz w:val="22"/>
                 <w:szCs w:val="17"/>
               </w:rPr>
               <w:t xml:space="preserve">Step 1: 20 minutes, 150 calories   Step 2: Ana   Step 3: minutes jogged, calories burned</w:t>
@@ -727,7 +730,7 @@
                 <w:rFonts w:ascii="Avenir Next" w:hAnsi="Avenir Next" w:cs="Avenir Next" w:eastAsia="Avenir Next"/>
                 <w:b/>
                 <w:color w:val="1A1A1A"/>
-                <w:sz w:val="17"/>
+                <w:sz w:val="22"/>
                 <w:szCs w:val="17"/>
               </w:rPr>
               <w:t xml:space="preserve">5.</w:t>
@@ -745,7 +748,7 @@
               <w:rPr>
                 <w:rFonts w:ascii="Avenir Next" w:hAnsi="Avenir Next" w:cs="Avenir Next" w:eastAsia="Avenir Next"/>
                 <w:color w:val="1A1A1A"/>
-                <w:sz w:val="17"/>
+                <w:sz w:val="22"/>
                 <w:szCs w:val="17"/>
               </w:rPr>
               <w:t xml:space="preserve">Step 1: 4 gallons, 120 miles   Step 2: car   Step 3: gallons of gas, miles driven</w:t>
@@ -764,7 +767,7 @@
                 <w:rFonts w:ascii="Avenir Next" w:hAnsi="Avenir Next" w:cs="Avenir Next" w:eastAsia="Avenir Next"/>
                 <w:b/>
                 <w:color w:val="1A1A1A"/>
-                <w:sz w:val="17"/>
+                <w:sz w:val="22"/>
                 <w:szCs w:val="17"/>
               </w:rPr>
               <w:t xml:space="preserve">6.</w:t>
@@ -782,7 +785,7 @@
               <w:rPr>
                 <w:rFonts w:ascii="Avenir Next" w:hAnsi="Avenir Next" w:cs="Avenir Next" w:eastAsia="Avenir Next"/>
                 <w:color w:val="1A1A1A"/>
-                <w:sz w:val="17"/>
+                <w:sz w:val="22"/>
                 <w:szCs w:val="17"/>
               </w:rPr>
               <w:t xml:space="preserve">a. yes  b. no  c. yes  d. no  e. yes  f. no</w:t>
@@ -801,7 +804,7 @@
                 <w:rFonts w:ascii="Avenir Next" w:hAnsi="Avenir Next" w:cs="Avenir Next" w:eastAsia="Avenir Next"/>
                 <w:b/>
                 <w:color w:val="1A1A1A"/>
-                <w:sz w:val="17"/>
+                <w:sz w:val="22"/>
                 <w:szCs w:val="17"/>
               </w:rPr>
               <w:t xml:space="preserve">7.</w:t>
@@ -820,7 +823,7 @@
                 <w:rFonts w:ascii="Avenir Next" w:hAnsi="Avenir Next" w:cs="Avenir Next" w:eastAsia="Avenir Next"/>
                 <w:b/>
                 <w:color w:val="1A1A1A"/>
-                <w:sz w:val="17"/>
+                <w:sz w:val="22"/>
                 <w:szCs w:val="17"/>
               </w:rPr>
               <w:t xml:space="preserve">B</w:t>
@@ -829,7 +832,7 @@
               <w:rPr>
                 <w:rFonts w:ascii="Avenir Next" w:hAnsi="Avenir Next" w:cs="Avenir Next" w:eastAsia="Avenir Next"/>
                 <w:color w:val="1A1A1A"/>
-                <w:sz w:val="17"/>
+                <w:sz w:val="22"/>
                 <w:szCs w:val="17"/>
               </w:rPr>
               <w:t xml:space="preserve">  (hours walked and money earned)</w:t>
@@ -877,6 +880,7 @@
           </w:tcPr>
           <w:p>
             <w:pPr>
+              <w:pStyle w:val="Heading2"/>
               <w:keepNext/>
               <w:pBdr>
                 <w:bottom w:val="single" w:sz="8" w:space="3" w:color="003A70"/>
@@ -892,7 +896,7 @@
                 <w:b/>
                 <w:color w:val="003A70"/>
                 <w:spacing w:val="14"/>
-                <w:sz w:val="19"/>
+                <w:sz w:val="22"/>
                 <w:szCs w:val="19"/>
               </w:rPr>
               <w:t xml:space="preserve">SESSION 2  ·  PRACTICE A</w:t>
@@ -911,7 +915,7 @@
                 <w:rFonts w:ascii="Avenir Next" w:hAnsi="Avenir Next" w:cs="Avenir Next" w:eastAsia="Avenir Next"/>
                 <w:i/>
                 <w:color w:val="5A5F66"/>
-                <w:sz w:val="17"/>
+                <w:sz w:val="22"/>
                 <w:szCs w:val="17"/>
               </w:rPr>
               <w:t xml:space="preserve">Multiply by One-Digit Numbers · Find the Rule in a Table</w:t>
@@ -930,7 +934,7 @@
                 <w:rFonts w:ascii="Avenir Next" w:hAnsi="Avenir Next" w:cs="Avenir Next" w:eastAsia="Avenir Next"/>
                 <w:b/>
                 <w:color w:val="1A1A1A"/>
-                <w:sz w:val="17"/>
+                <w:sz w:val="22"/>
                 <w:szCs w:val="17"/>
               </w:rPr>
               <w:t xml:space="preserve">1.</w:t>
@@ -948,7 +952,7 @@
               <w:rPr>
                 <w:rFonts w:ascii="Avenir Next" w:hAnsi="Avenir Next" w:cs="Avenir Next" w:eastAsia="Avenir Next"/>
                 <w:color w:val="1A1A1A"/>
-                <w:sz w:val="17"/>
+                <w:sz w:val="22"/>
                 <w:szCs w:val="17"/>
               </w:rPr>
               <w:t xml:space="preserve">Step 1: 8   Step 2: 50, 40   Step 3: 90</w:t>
@@ -967,7 +971,7 @@
                 <w:rFonts w:ascii="Avenir Next" w:hAnsi="Avenir Next" w:cs="Avenir Next" w:eastAsia="Avenir Next"/>
                 <w:b/>
                 <w:color w:val="1A1A1A"/>
-                <w:sz w:val="17"/>
+                <w:sz w:val="22"/>
                 <w:szCs w:val="17"/>
               </w:rPr>
               <w:t xml:space="preserve">2.</w:t>
@@ -985,7 +989,7 @@
               <w:rPr>
                 <w:rFonts w:ascii="Avenir Next" w:hAnsi="Avenir Next" w:cs="Avenir Next" w:eastAsia="Avenir Next"/>
                 <w:color w:val="1A1A1A"/>
-                <w:sz w:val="17"/>
+                <w:sz w:val="22"/>
                 <w:szCs w:val="17"/>
               </w:rPr>
               <w:t xml:space="preserve">Step 1: 20   Step 2: 120, 30   Step 3: 150</w:t>
@@ -1004,7 +1008,7 @@
                 <w:rFonts w:ascii="Avenir Next" w:hAnsi="Avenir Next" w:cs="Avenir Next" w:eastAsia="Avenir Next"/>
                 <w:b/>
                 <w:color w:val="1A1A1A"/>
-                <w:sz w:val="17"/>
+                <w:sz w:val="22"/>
                 <w:szCs w:val="17"/>
               </w:rPr>
               <w:t xml:space="preserve">3.</w:t>
@@ -1022,7 +1026,7 @@
               <w:rPr>
                 <w:rFonts w:ascii="Avenir Next" w:hAnsi="Avenir Next" w:cs="Avenir Next" w:eastAsia="Avenir Next"/>
                 <w:color w:val="1A1A1A"/>
-                <w:sz w:val="17"/>
+                <w:sz w:val="22"/>
                 <w:szCs w:val="17"/>
               </w:rPr>
               <w:t xml:space="preserve">a. 72  b. 180  c. 140  d. 112  e. 144  f. 240</w:t>
@@ -1041,7 +1045,7 @@
                 <w:rFonts w:ascii="Avenir Next" w:hAnsi="Avenir Next" w:cs="Avenir Next" w:eastAsia="Avenir Next"/>
                 <w:b/>
                 <w:color w:val="1A1A1A"/>
-                <w:sz w:val="17"/>
+                <w:sz w:val="22"/>
                 <w:szCs w:val="17"/>
               </w:rPr>
               <w:t xml:space="preserve">4.</w:t>
@@ -1059,7 +1063,7 @@
               <w:rPr>
                 <w:rFonts w:ascii="Avenir Next" w:hAnsi="Avenir Next" w:cs="Avenir Next" w:eastAsia="Avenir Next"/>
                 <w:color w:val="1A1A1A"/>
-                <w:sz w:val="17"/>
+                <w:sz w:val="22"/>
                 <w:szCs w:val="17"/>
               </w:rPr>
               <w:t xml:space="preserve">Step 1: 14, 15   Step 2: 30, 45   Step 3: multiply by 15</w:t>
@@ -1078,7 +1082,7 @@
                 <w:rFonts w:ascii="Avenir Next" w:hAnsi="Avenir Next" w:cs="Avenir Next" w:eastAsia="Avenir Next"/>
                 <w:b/>
                 <w:color w:val="1A1A1A"/>
-                <w:sz w:val="17"/>
+                <w:sz w:val="22"/>
                 <w:szCs w:val="17"/>
               </w:rPr>
               <w:t xml:space="preserve">5.</w:t>
@@ -1096,7 +1100,7 @@
               <w:rPr>
                 <w:rFonts w:ascii="Avenir Next" w:hAnsi="Avenir Next" w:cs="Avenir Next" w:eastAsia="Avenir Next"/>
                 <w:color w:val="1A1A1A"/>
-                <w:sz w:val="17"/>
+                <w:sz w:val="22"/>
                 <w:szCs w:val="17"/>
               </w:rPr>
               <w:t xml:space="preserve">Step 1: 6, 7   Step 2: 8, 9   Step 3: add 6</w:t>
@@ -1115,7 +1119,7 @@
                 <w:rFonts w:ascii="Avenir Next" w:hAnsi="Avenir Next" w:cs="Avenir Next" w:eastAsia="Avenir Next"/>
                 <w:b/>
                 <w:color w:val="1A1A1A"/>
-                <w:sz w:val="17"/>
+                <w:sz w:val="22"/>
                 <w:szCs w:val="17"/>
               </w:rPr>
               <w:t xml:space="preserve">6.</w:t>
@@ -1133,7 +1137,7 @@
               <w:rPr>
                 <w:rFonts w:ascii="Avenir Next" w:hAnsi="Avenir Next" w:cs="Avenir Next" w:eastAsia="Avenir Next"/>
                 <w:color w:val="1A1A1A"/>
-                <w:sz w:val="17"/>
+                <w:sz w:val="22"/>
                 <w:szCs w:val="17"/>
               </w:rPr>
               <w:t xml:space="preserve">a. multiply by 11  b. multiply by 25  c. add 10  d. multiply by 9  e. add 4  f. multiply by 30</w:t>
@@ -1152,7 +1156,7 @@
                 <w:rFonts w:ascii="Avenir Next" w:hAnsi="Avenir Next" w:cs="Avenir Next" w:eastAsia="Avenir Next"/>
                 <w:b/>
                 <w:color w:val="1A1A1A"/>
-                <w:sz w:val="17"/>
+                <w:sz w:val="22"/>
                 <w:szCs w:val="17"/>
               </w:rPr>
               <w:t xml:space="preserve">7.</w:t>
@@ -1171,7 +1175,7 @@
                 <w:rFonts w:ascii="Avenir Next" w:hAnsi="Avenir Next" w:cs="Avenir Next" w:eastAsia="Avenir Next"/>
                 <w:b/>
                 <w:color w:val="1A1A1A"/>
-                <w:sz w:val="17"/>
+                <w:sz w:val="22"/>
                 <w:szCs w:val="17"/>
               </w:rPr>
               <w:t xml:space="preserve">C</w:t>
@@ -1180,7 +1184,7 @@
               <w:rPr>
                 <w:rFonts w:ascii="Avenir Next" w:hAnsi="Avenir Next" w:cs="Avenir Next" w:eastAsia="Avenir Next"/>
                 <w:color w:val="1A1A1A"/>
-                <w:sz w:val="17"/>
+                <w:sz w:val="22"/>
                 <w:szCs w:val="17"/>
               </w:rPr>
               <w:t xml:space="preserve">  (48)</w:t>
@@ -1194,6 +1198,7 @@
           </w:tcPr>
           <w:p>
             <w:pPr>
+              <w:pStyle w:val="Heading2"/>
               <w:keepNext/>
               <w:pBdr>
                 <w:bottom w:val="single" w:sz="8" w:space="3" w:color="003A70"/>
@@ -1209,7 +1214,7 @@
                 <w:b/>
                 <w:color w:val="003A70"/>
                 <w:spacing w:val="14"/>
-                <w:sz w:val="19"/>
+                <w:sz w:val="22"/>
                 <w:szCs w:val="19"/>
               </w:rPr>
               <w:t xml:space="preserve">SESSION 2  ·  PRACTICE B</w:t>
@@ -1228,7 +1233,7 @@
                 <w:rFonts w:ascii="Avenir Next" w:hAnsi="Avenir Next" w:cs="Avenir Next" w:eastAsia="Avenir Next"/>
                 <w:i/>
                 <w:color w:val="5A5F66"/>
-                <w:sz w:val="17"/>
+                <w:sz w:val="22"/>
                 <w:szCs w:val="17"/>
               </w:rPr>
               <w:t xml:space="preserve">Evaluate Algebraic Expressions · Name Independent and Dependent Variables</w:t>
@@ -1247,7 +1252,7 @@
                 <w:rFonts w:ascii="Avenir Next" w:hAnsi="Avenir Next" w:cs="Avenir Next" w:eastAsia="Avenir Next"/>
                 <w:b/>
                 <w:color w:val="1A1A1A"/>
-                <w:sz w:val="17"/>
+                <w:sz w:val="22"/>
                 <w:szCs w:val="17"/>
               </w:rPr>
               <w:t xml:space="preserve">1.</w:t>
@@ -1265,7 +1270,7 @@
               <w:rPr>
                 <w:rFonts w:ascii="Avenir Next" w:hAnsi="Avenir Next" w:cs="Avenir Next" w:eastAsia="Avenir Next"/>
                 <w:color w:val="1A1A1A"/>
-                <w:sz w:val="17"/>
+                <w:sz w:val="22"/>
                 <w:szCs w:val="17"/>
               </w:rPr>
               <w:t xml:space="preserve">Step 1: 5   Step 2: 10   Step 3: 11</w:t>
@@ -1284,7 +1289,7 @@
                 <w:rFonts w:ascii="Avenir Next" w:hAnsi="Avenir Next" w:cs="Avenir Next" w:eastAsia="Avenir Next"/>
                 <w:b/>
                 <w:color w:val="1A1A1A"/>
-                <w:sz w:val="17"/>
+                <w:sz w:val="22"/>
                 <w:szCs w:val="17"/>
               </w:rPr>
               <w:t xml:space="preserve">2.</w:t>
@@ -1302,7 +1307,7 @@
               <w:rPr>
                 <w:rFonts w:ascii="Avenir Next" w:hAnsi="Avenir Next" w:cs="Avenir Next" w:eastAsia="Avenir Next"/>
                 <w:color w:val="1A1A1A"/>
-                <w:sz w:val="17"/>
+                <w:sz w:val="22"/>
                 <w:szCs w:val="17"/>
               </w:rPr>
               <w:t xml:space="preserve">Step 1: 3   Step 2: 18   Step 3: 14</w:t>
@@ -1321,7 +1326,7 @@
                 <w:rFonts w:ascii="Avenir Next" w:hAnsi="Avenir Next" w:cs="Avenir Next" w:eastAsia="Avenir Next"/>
                 <w:b/>
                 <w:color w:val="1A1A1A"/>
-                <w:sz w:val="17"/>
+                <w:sz w:val="22"/>
                 <w:szCs w:val="17"/>
               </w:rPr>
               <w:t xml:space="preserve">3.</w:t>
@@ -1339,7 +1344,7 @@
               <w:rPr>
                 <w:rFonts w:ascii="Avenir Next" w:hAnsi="Avenir Next" w:cs="Avenir Next" w:eastAsia="Avenir Next"/>
                 <w:color w:val="1A1A1A"/>
-                <w:sz w:val="17"/>
+                <w:sz w:val="22"/>
                 <w:szCs w:val="17"/>
               </w:rPr>
               <w:t xml:space="preserve">a. 35  b. 14  c. 15  d. 25  e. 32  f. 36</w:t>
@@ -1358,7 +1363,7 @@
                 <w:rFonts w:ascii="Avenir Next" w:hAnsi="Avenir Next" w:cs="Avenir Next" w:eastAsia="Avenir Next"/>
                 <w:b/>
                 <w:color w:val="1A1A1A"/>
-                <w:sz w:val="17"/>
+                <w:sz w:val="22"/>
                 <w:szCs w:val="17"/>
               </w:rPr>
               <w:t xml:space="preserve">4.</w:t>
@@ -1376,7 +1381,7 @@
               <w:rPr>
                 <w:rFonts w:ascii="Avenir Next" w:hAnsi="Avenir Next" w:cs="Avenir Next" w:eastAsia="Avenir Next"/>
                 <w:color w:val="1A1A1A"/>
-                <w:sz w:val="17"/>
+                <w:sz w:val="22"/>
                 <w:szCs w:val="17"/>
               </w:rPr>
               <w:t xml:space="preserve">Step 1: pizzas needed, guests   Step 2: guests   Step 3: pizzas needed</w:t>
@@ -1395,7 +1400,7 @@
                 <w:rFonts w:ascii="Avenir Next" w:hAnsi="Avenir Next" w:cs="Avenir Next" w:eastAsia="Avenir Next"/>
                 <w:b/>
                 <w:color w:val="1A1A1A"/>
-                <w:sz w:val="17"/>
+                <w:sz w:val="22"/>
                 <w:szCs w:val="17"/>
               </w:rPr>
               <w:t xml:space="preserve">5.</w:t>
@@ -1413,7 +1418,7 @@
               <w:rPr>
                 <w:rFonts w:ascii="Avenir Next" w:hAnsi="Avenir Next" w:cs="Avenir Next" w:eastAsia="Avenir Next"/>
                 <w:color w:val="1A1A1A"/>
-                <w:sz w:val="17"/>
+                <w:sz w:val="22"/>
                 <w:szCs w:val="17"/>
               </w:rPr>
               <w:t xml:space="preserve">Step 1: cars carried, crossings   Step 2: crossings   Step 3: cars carried</w:t>
@@ -1432,7 +1437,7 @@
                 <w:rFonts w:ascii="Avenir Next" w:hAnsi="Avenir Next" w:cs="Avenir Next" w:eastAsia="Avenir Next"/>
                 <w:b/>
                 <w:color w:val="1A1A1A"/>
-                <w:sz w:val="17"/>
+                <w:sz w:val="22"/>
                 <w:szCs w:val="17"/>
               </w:rPr>
               <w:t xml:space="preserve">6.</w:t>
@@ -1450,7 +1455,7 @@
               <w:rPr>
                 <w:rFonts w:ascii="Avenir Next" w:hAnsi="Avenir Next" w:cs="Avenir Next" w:eastAsia="Avenir Next"/>
                 <w:color w:val="1A1A1A"/>
-                <w:sz w:val="17"/>
+                <w:sz w:val="22"/>
                 <w:szCs w:val="17"/>
               </w:rPr>
               <w:t xml:space="preserve">a. I  b. D  c. D  d. I</w:t>
@@ -1469,7 +1474,7 @@
                 <w:rFonts w:ascii="Avenir Next" w:hAnsi="Avenir Next" w:cs="Avenir Next" w:eastAsia="Avenir Next"/>
                 <w:b/>
                 <w:color w:val="1A1A1A"/>
-                <w:sz w:val="17"/>
+                <w:sz w:val="22"/>
                 <w:szCs w:val="17"/>
               </w:rPr>
               <w:t xml:space="preserve">7.</w:t>
@@ -1488,7 +1493,7 @@
                 <w:rFonts w:ascii="Avenir Next" w:hAnsi="Avenir Next" w:cs="Avenir Next" w:eastAsia="Avenir Next"/>
                 <w:b/>
                 <w:color w:val="1A1A1A"/>
-                <w:sz w:val="17"/>
+                <w:sz w:val="22"/>
                 <w:szCs w:val="17"/>
               </w:rPr>
               <w:t xml:space="preserve">B</w:t>
@@ -1497,7 +1502,7 @@
               <w:rPr>
                 <w:rFonts w:ascii="Avenir Next" w:hAnsi="Avenir Next" w:cs="Avenir Next" w:eastAsia="Avenir Next"/>
                 <w:color w:val="1A1A1A"/>
-                <w:sz w:val="17"/>
+                <w:sz w:val="22"/>
                 <w:szCs w:val="17"/>
               </w:rPr>
               <w:t xml:space="preserve">  (boxes, then muffins)</w:t>
@@ -1594,7 +1599,106 @@
               <w:sz w:val="15"/>
               <w:szCs w:val="15"/>
             </w:rPr>
-            <w:t xml:space="preserve">Lesson 9-1  ·  Prerequisite Practice  ·  Answer Key</w:t>
+            <w:t xml:space="preserve">9-1 · Page </w:t>
+          </w:r>
+          <w:r>
+            <w:rPr>
+              <w:rFonts w:ascii="Avenir Next" w:hAnsi="Avenir Next" w:cs="Avenir Next" w:eastAsia="Avenir Next"/>
+              <w:color w:val="5A5F66"/>
+              <w:sz w:val="15"/>
+              <w:szCs w:val="15"/>
+            </w:rPr>
+            <w:fldChar w:fldCharType="begin"/>
+          </w:r>
+          <w:r>
+            <w:rPr>
+              <w:rFonts w:ascii="Avenir Next" w:hAnsi="Avenir Next" w:cs="Avenir Next" w:eastAsia="Avenir Next"/>
+              <w:color w:val="5A5F66"/>
+              <w:sz w:val="15"/>
+              <w:szCs w:val="15"/>
+            </w:rPr>
+            <w:instrText xml:space="preserve"> PAGE </w:instrText>
+          </w:r>
+          <w:r>
+            <w:rPr>
+              <w:rFonts w:ascii="Avenir Next" w:hAnsi="Avenir Next" w:cs="Avenir Next" w:eastAsia="Avenir Next"/>
+              <w:color w:val="5A5F66"/>
+              <w:sz w:val="15"/>
+              <w:szCs w:val="15"/>
+            </w:rPr>
+            <w:fldChar w:fldCharType="separate"/>
+          </w:r>
+          <w:r>
+            <w:rPr>
+              <w:rFonts w:ascii="Avenir Next" w:hAnsi="Avenir Next" w:cs="Avenir Next" w:eastAsia="Avenir Next"/>
+              <w:color w:val="5A5F66"/>
+              <w:sz w:val="15"/>
+              <w:szCs w:val="15"/>
+            </w:rPr>
+            <w:t xml:space="preserve">1</w:t>
+          </w:r>
+          <w:r>
+            <w:rPr>
+              <w:rFonts w:ascii="Avenir Next" w:hAnsi="Avenir Next" w:cs="Avenir Next" w:eastAsia="Avenir Next"/>
+              <w:color w:val="5A5F66"/>
+              <w:sz w:val="15"/>
+              <w:szCs w:val="15"/>
+            </w:rPr>
+            <w:fldChar w:fldCharType="end"/>
+          </w:r>
+          <w:r>
+            <w:rPr>
+              <w:rFonts w:ascii="Avenir Next" w:hAnsi="Avenir Next" w:cs="Avenir Next" w:eastAsia="Avenir Next"/>
+              <w:color w:val="5A5F66"/>
+              <w:sz w:val="15"/>
+              <w:szCs w:val="15"/>
+            </w:rPr>
+            <w:t xml:space="preserve"> of </w:t>
+          </w:r>
+          <w:r>
+            <w:rPr>
+              <w:rFonts w:ascii="Avenir Next" w:hAnsi="Avenir Next" w:cs="Avenir Next" w:eastAsia="Avenir Next"/>
+              <w:color w:val="5A5F66"/>
+              <w:sz w:val="15"/>
+              <w:szCs w:val="15"/>
+            </w:rPr>
+            <w:fldChar w:fldCharType="begin"/>
+          </w:r>
+          <w:r>
+            <w:rPr>
+              <w:rFonts w:ascii="Avenir Next" w:hAnsi="Avenir Next" w:cs="Avenir Next" w:eastAsia="Avenir Next"/>
+              <w:color w:val="5A5F66"/>
+              <w:sz w:val="15"/>
+              <w:szCs w:val="15"/>
+            </w:rPr>
+            <w:instrText xml:space="preserve"> NUMPAGES </w:instrText>
+          </w:r>
+          <w:r>
+            <w:rPr>
+              <w:rFonts w:ascii="Avenir Next" w:hAnsi="Avenir Next" w:cs="Avenir Next" w:eastAsia="Avenir Next"/>
+              <w:color w:val="5A5F66"/>
+              <w:sz w:val="15"/>
+              <w:szCs w:val="15"/>
+            </w:rPr>
+            <w:fldChar w:fldCharType="separate"/>
+          </w:r>
+          <w:r>
+            <w:rPr>
+              <w:rFonts w:ascii="Avenir Next" w:hAnsi="Avenir Next" w:cs="Avenir Next" w:eastAsia="Avenir Next"/>
+              <w:color w:val="5A5F66"/>
+              <w:sz w:val="15"/>
+              <w:szCs w:val="15"/>
+            </w:rPr>
+            <w:t xml:space="preserve">1</w:t>
+          </w:r>
+          <w:r>
+            <w:rPr>
+              <w:rFonts w:ascii="Avenir Next" w:hAnsi="Avenir Next" w:cs="Avenir Next" w:eastAsia="Avenir Next"/>
+              <w:color w:val="5A5F66"/>
+              <w:sz w:val="15"/>
+              <w:szCs w:val="15"/>
+            </w:rPr>
+            <w:fldChar w:fldCharType="end"/>
           </w:r>
         </w:p>
       </w:tc>
@@ -1637,5 +1741,23 @@
       </w:tblCellMar>
     </w:tblPr>
   </w:style>
+  <w:style w:type="paragraph" w:styleId="Heading1">
+    <w:name w:val="heading 1"/>
+    <w:basedOn w:val="Normal"/>
+    <w:pPr>
+      <w:outlineLvl w:val="0"/>
+      <w:keepNext w:val="0"/>
+      <w:keepLines w:val="0"/>
+    </w:pPr>
+  </w:style>
+  <w:style w:type="paragraph" w:styleId="Heading2">
+    <w:name w:val="heading 2"/>
+    <w:basedOn w:val="Normal"/>
+    <w:pPr>
+      <w:outlineLvl w:val="1"/>
+      <w:keepNext w:val="0"/>
+      <w:keepLines w:val="0"/>
+    </w:pPr>
+  </w:style>
 </w:styles>
 </file>